--- a/Documentation/IntegrationTests-IdleReservations.docx
+++ b/Documentation/IntegrationTests-IdleReservations.docx
@@ -7,13 +7,8 @@
         <w:pStyle w:val="Heading1"/>
       </w:pPr>
       <w:r>
-        <w:t xml:space="preserve">Dokumentacija Integracijskih Testova - </w:t>
-      </w:r>
-      <w:proofErr w:type="spellStart"/>
-      <w:r>
-        <w:t>IdleReservations</w:t>
-      </w:r>
-      <w:proofErr w:type="spellEnd"/>
+        <w:t>Dokumentacija Integracijskih Testova - IdleReservations</w:t>
+      </w:r>
     </w:p>
     <w:p>
       <w:pPr>
@@ -33,78 +28,22 @@
     </w:p>
     <w:p>
       <w:r>
-        <w:t>1.Otvoriti aplikaciju na ekranu za prijavu (</w:t>
-      </w:r>
-      <w:proofErr w:type="spellStart"/>
-      <w:r>
-        <w:t>LoginActivity</w:t>
-      </w:r>
-      <w:proofErr w:type="spellEnd"/>
-      <w:r>
-        <w:t>).</w:t>
-      </w:r>
-    </w:p>
-    <w:p>
-      <w:r>
-        <w:t>2.Provjeriti postojanje naslova "</w:t>
-      </w:r>
-      <w:proofErr w:type="spellStart"/>
-      <w:r>
-        <w:t>Idle</w:t>
-      </w:r>
-      <w:proofErr w:type="spellEnd"/>
-      <w:r>
-        <w:t xml:space="preserve"> </w:t>
-      </w:r>
-      <w:proofErr w:type="spellStart"/>
-      <w:r>
-        <w:t>Reservations</w:t>
-      </w:r>
-      <w:proofErr w:type="spellEnd"/>
-      <w:r>
-        <w:t>".</w:t>
-      </w:r>
-    </w:p>
-    <w:p>
-      <w:r>
-        <w:t>3.Provjeriti jesu li vidljivi inputi za korisničko ime (</w:t>
-      </w:r>
-      <w:proofErr w:type="spellStart"/>
-      <w:r>
-        <w:t>etUsername</w:t>
-      </w:r>
-      <w:proofErr w:type="spellEnd"/>
-      <w:r>
-        <w:t>) i lozinku (</w:t>
-      </w:r>
-      <w:proofErr w:type="spellStart"/>
-      <w:r>
-        <w:t>etPassword</w:t>
-      </w:r>
-      <w:proofErr w:type="spellEnd"/>
-      <w:r>
-        <w:t>).</w:t>
-      </w:r>
-    </w:p>
-    <w:p>
-      <w:r>
-        <w:t>4.Provjeriti prisutnost gumba za prijavu (</w:t>
-      </w:r>
-      <w:proofErr w:type="spellStart"/>
-      <w:r>
-        <w:t>btnLogin</w:t>
-      </w:r>
-      <w:proofErr w:type="spellEnd"/>
-      <w:r>
-        <w:t>) i linka za registraciju (</w:t>
-      </w:r>
-      <w:proofErr w:type="spellStart"/>
-      <w:r>
-        <w:t>tvRegister</w:t>
-      </w:r>
-      <w:proofErr w:type="spellEnd"/>
-      <w:r>
-        <w:t>).</w:t>
+        <w:t>1.Otvoriti aplikaciju na ekranu za prijavu (LoginActivity).</w:t>
+      </w:r>
+    </w:p>
+    <w:p>
+      <w:r>
+        <w:t>2.Provjeriti postojanje naslova "Idle Reservations".</w:t>
+      </w:r>
+    </w:p>
+    <w:p>
+      <w:r>
+        <w:t>3.Provjeriti jesu li vidljivi inputi za korisničko ime (etUsername) i lozinku (etPassword).</w:t>
+      </w:r>
+    </w:p>
+    <w:p>
+      <w:r>
+        <w:t>4.Provjeriti prisutnost gumba za prijavu (btnLogin) i linka za registraciju (tvRegister).</w:t>
       </w:r>
     </w:p>
     <w:p>
@@ -122,41 +61,17 @@
     </w:p>
     <w:p>
       <w:r>
-        <w:t xml:space="preserve">1.Otvoriti </w:t>
-      </w:r>
-      <w:proofErr w:type="spellStart"/>
-      <w:r>
-        <w:t>LoginActivity</w:t>
-      </w:r>
-      <w:proofErr w:type="spellEnd"/>
-      <w:r>
-        <w:t>.</w:t>
-      </w:r>
-    </w:p>
-    <w:p>
-      <w:r>
-        <w:t xml:space="preserve">2.Bez unosa podataka u polja, pritisnuti gumb "Log </w:t>
-      </w:r>
-      <w:proofErr w:type="spellStart"/>
-      <w:r>
-        <w:t>in</w:t>
-      </w:r>
-      <w:proofErr w:type="spellEnd"/>
-      <w:r>
-        <w:t>".</w:t>
-      </w:r>
-    </w:p>
-    <w:p>
-      <w:r>
-        <w:t xml:space="preserve">3.Sustav pokreće validaciju unutar </w:t>
-      </w:r>
-      <w:proofErr w:type="spellStart"/>
-      <w:r>
-        <w:t>LoginActivity</w:t>
-      </w:r>
-      <w:proofErr w:type="spellEnd"/>
-      <w:r>
-        <w:t>.</w:t>
+        <w:t>1.Otvoriti LoginActivity.</w:t>
+      </w:r>
+    </w:p>
+    <w:p>
+      <w:r>
+        <w:t>2.Bez unosa podataka u polja, pritisnuti gumb "Log in".</w:t>
+      </w:r>
+    </w:p>
+    <w:p>
+      <w:r>
+        <w:t>3.Sustav pokreće validaciju unutar LoginActivity.</w:t>
       </w:r>
     </w:p>
     <w:p>
@@ -174,54 +89,22 @@
     </w:p>
     <w:p>
       <w:r>
-        <w:t>1.U polje za korisničko ime upisati "</w:t>
-      </w:r>
-      <w:proofErr w:type="spellStart"/>
-      <w:r>
-        <w:t>wrong_user</w:t>
-      </w:r>
-      <w:proofErr w:type="spellEnd"/>
-      <w:r>
-        <w:t>".</w:t>
-      </w:r>
-    </w:p>
-    <w:p>
-      <w:r>
-        <w:t>2.U polje za lozinku upisati "</w:t>
-      </w:r>
-      <w:proofErr w:type="spellStart"/>
-      <w:r>
-        <w:t>wrong_pass</w:t>
-      </w:r>
-      <w:proofErr w:type="spellEnd"/>
-      <w:r>
-        <w:t>".</w:t>
-      </w:r>
-    </w:p>
-    <w:p>
-      <w:r>
-        <w:t xml:space="preserve">3.Pritisnuti gumb "Log </w:t>
-      </w:r>
-      <w:proofErr w:type="spellStart"/>
-      <w:r>
-        <w:t>in</w:t>
-      </w:r>
-      <w:proofErr w:type="spellEnd"/>
-      <w:r>
-        <w:t>".</w:t>
-      </w:r>
-    </w:p>
-    <w:p>
-      <w:r>
-        <w:t xml:space="preserve">4.Sustav šalje zahtjev i čeka odgovor s </w:t>
-      </w:r>
-      <w:proofErr w:type="spellStart"/>
-      <w:r>
-        <w:t>backenda</w:t>
-      </w:r>
-      <w:proofErr w:type="spellEnd"/>
-      <w:r>
-        <w:t xml:space="preserve"> (simulirano čekanje od 1.5s).</w:t>
+        <w:t>1.U polje za korisničko ime upisati "wrong_user".</w:t>
+      </w:r>
+    </w:p>
+    <w:p>
+      <w:r>
+        <w:t>2.U polje za lozinku upisati "wrong_pass".</w:t>
+      </w:r>
+    </w:p>
+    <w:p>
+      <w:r>
+        <w:t>3.Pritisnuti gumb "Log in".</w:t>
+      </w:r>
+    </w:p>
+    <w:p>
+      <w:r>
+        <w:t>4.Sustav šalje zahtjev i čeka odgovor s backenda (simulirano čekanje od 1.5s).</w:t>
       </w:r>
     </w:p>
     <w:p>
@@ -239,78 +122,22 @@
     </w:p>
     <w:p>
       <w:r>
-        <w:t>1.Pokrenuti glavni ekran aplikacije (</w:t>
-      </w:r>
-      <w:proofErr w:type="spellStart"/>
-      <w:r>
-        <w:t>MainActivity</w:t>
-      </w:r>
-      <w:proofErr w:type="spellEnd"/>
-      <w:r>
-        <w:t>).</w:t>
-      </w:r>
-    </w:p>
-    <w:p>
-      <w:r>
-        <w:t>2.Pritisnuti gumb za profil (</w:t>
-      </w:r>
-      <w:proofErr w:type="spellStart"/>
-      <w:r>
-        <w:t>btn_profile</w:t>
-      </w:r>
-      <w:proofErr w:type="spellEnd"/>
-      <w:r>
-        <w:t>) u gornjem desnom kutu.</w:t>
-      </w:r>
-    </w:p>
-    <w:p>
-      <w:r>
-        <w:t xml:space="preserve">3.Metoda </w:t>
-      </w:r>
-      <w:proofErr w:type="spellStart"/>
-      <w:r>
-        <w:t>findNavController</w:t>
-      </w:r>
-      <w:proofErr w:type="spellEnd"/>
-      <w:r>
-        <w:t>().</w:t>
-      </w:r>
-      <w:proofErr w:type="spellStart"/>
-      <w:r>
-        <w:t>navigate</w:t>
-      </w:r>
-      <w:proofErr w:type="spellEnd"/>
-      <w:r>
-        <w:t xml:space="preserve">() prebacuje korisnika na </w:t>
-      </w:r>
-      <w:proofErr w:type="spellStart"/>
-      <w:r>
-        <w:t>ProfileFragment</w:t>
-      </w:r>
-      <w:proofErr w:type="spellEnd"/>
-      <w:r>
-        <w:t>.</w:t>
-      </w:r>
-    </w:p>
-    <w:p>
-      <w:r>
-        <w:t>4.Očekivani rezultat: Otvara se profil na kojem su vidljivi korisničko ime (</w:t>
-      </w:r>
-      <w:proofErr w:type="spellStart"/>
-      <w:r>
-        <w:t>tvUsername</w:t>
-      </w:r>
-      <w:proofErr w:type="spellEnd"/>
-      <w:r>
-        <w:t>) i generirani QR kod lojalnosti (</w:t>
-      </w:r>
-      <w:proofErr w:type="spellStart"/>
-      <w:r>
-        <w:t>ivQrCode</w:t>
-      </w:r>
-      <w:proofErr w:type="spellEnd"/>
-      <w:r>
-        <w:t>).</w:t>
+        <w:t>1.Pokrenuti glavni ekran aplikacije (MainActivity).</w:t>
+      </w:r>
+    </w:p>
+    <w:p>
+      <w:r>
+        <w:t>2.Pritisnuti gumb za profil (btn_profile) u gornjem desnom kutu.</w:t>
+      </w:r>
+    </w:p>
+    <w:p>
+      <w:r>
+        <w:t>3.Metoda findNavController().navigate() prebacuje korisnika na ProfileFragment.</w:t>
+      </w:r>
+    </w:p>
+    <w:p>
+      <w:r>
+        <w:t>4.Očekivani rezultat: Otvara se profil na kojem su vidljivi korisničko ime (tvUsername) i generirani QR kod lojalnosti (ivQrCode).</w:t>
       </w:r>
     </w:p>
     <w:p>
@@ -319,36 +146,12 @@
       </w:pPr>
       <w:r>
         <w:lastRenderedPageBreak/>
-        <w:t>T5. Test navigacije kroz donji izbornik (</w:t>
-      </w:r>
-      <w:proofErr w:type="spellStart"/>
-      <w:r>
-        <w:t>Bottom</w:t>
-      </w:r>
-      <w:proofErr w:type="spellEnd"/>
-      <w:r>
-        <w:t xml:space="preserve"> </w:t>
-      </w:r>
-      <w:proofErr w:type="spellStart"/>
-      <w:r>
-        <w:t>Navigation</w:t>
-      </w:r>
-      <w:proofErr w:type="spellEnd"/>
-      <w:r>
-        <w:t>)</w:t>
-      </w:r>
-    </w:p>
-    <w:p>
-      <w:r>
-        <w:t>1.Na glavnom ekranu locirati donju navigacijsku traku (</w:t>
-      </w:r>
-      <w:proofErr w:type="spellStart"/>
-      <w:r>
-        <w:t>bottom_nav_main</w:t>
-      </w:r>
-      <w:proofErr w:type="spellEnd"/>
-      <w:r>
-        <w:t>).</w:t>
+        <w:t>T5. Test navigacije kroz donji izbornik (Bottom Navigation)</w:t>
+      </w:r>
+    </w:p>
+    <w:p>
+      <w:r>
+        <w:t>1.Na glavnom ekranu locirati donju navigacijsku traku (bottom_nav_main).</w:t>
       </w:r>
     </w:p>
     <w:p>
@@ -358,15 +161,7 @@
     </w:p>
     <w:p>
       <w:r>
-        <w:t>3.Pritisnuti ikonu "</w:t>
-      </w:r>
-      <w:proofErr w:type="spellStart"/>
-      <w:r>
-        <w:t>Map</w:t>
-      </w:r>
-      <w:proofErr w:type="spellEnd"/>
-      <w:r>
-        <w:t>".</w:t>
+        <w:t>3.Pritisnuti ikonu "Map".</w:t>
       </w:r>
     </w:p>
     <w:p>
@@ -376,15 +171,7 @@
     </w:p>
     <w:p>
       <w:r>
-        <w:t>5.Očekivani rezultat: Sustav ispravno mijenja fragmente; pri kliku na Search prikazuje se tražilica (</w:t>
-      </w:r>
-      <w:proofErr w:type="spellStart"/>
-      <w:r>
-        <w:t>et_search</w:t>
-      </w:r>
-      <w:proofErr w:type="spellEnd"/>
-      <w:r>
-        <w:t>), a pri povratku na Home vidi se početni popis restorana.</w:t>
+        <w:t>5.Očekivani rezultat: Sustav ispravno mijenja fragmente; pri kliku na Search prikazuje se tražilica (et_search), a pri povratku na Home vidi se početni popis restorana.</w:t>
       </w:r>
     </w:p>
     <w:p>
@@ -392,15 +179,7 @@
         <w:pStyle w:val="Heading2"/>
       </w:pPr>
       <w:r>
-        <w:t xml:space="preserve">2. Integracijski testovi: </w:t>
-      </w:r>
-      <w:proofErr w:type="spellStart"/>
-      <w:r>
-        <w:t>Frontend</w:t>
-      </w:r>
-      <w:proofErr w:type="spellEnd"/>
-      <w:r>
-        <w:t xml:space="preserve"> (Web)</w:t>
+        <w:t>2. Integracijski testovi: Frontend (Web)</w:t>
       </w:r>
     </w:p>
     <w:p>
@@ -408,15 +187,7 @@
         <w:pStyle w:val="Heading3"/>
       </w:pPr>
       <w:r>
-        <w:t xml:space="preserve">T1. Test učitavanja </w:t>
-      </w:r>
-      <w:proofErr w:type="spellStart"/>
-      <w:r>
-        <w:t>Landing</w:t>
-      </w:r>
-      <w:proofErr w:type="spellEnd"/>
-      <w:r>
-        <w:t xml:space="preserve"> stranice</w:t>
+        <w:t>T1. Test učitavanja Landing stranice</w:t>
       </w:r>
     </w:p>
     <w:p>
@@ -431,15 +202,7 @@
     </w:p>
     <w:p>
       <w:r>
-        <w:t>3.Očekivani rezultat: Naslov sadrži "</w:t>
-      </w:r>
-      <w:proofErr w:type="spellStart"/>
-      <w:r>
-        <w:t>IdleReservations</w:t>
-      </w:r>
-      <w:proofErr w:type="spellEnd"/>
-      <w:r>
-        <w:t>", a glavni naslov h1.hero-title je vidljiv i sadrži ispravan tekst.</w:t>
+        <w:t>3.Očekivani rezultat: Naslov sadrži "IdleReservations", a glavni naslov h1.hero-title je vidljiv i sadrži ispravan tekst.</w:t>
       </w:r>
     </w:p>
     <w:p>
@@ -462,28 +225,12 @@
     </w:p>
     <w:p>
       <w:r>
-        <w:t xml:space="preserve">3.JavaScript funkcija </w:t>
-      </w:r>
-      <w:proofErr w:type="spellStart"/>
-      <w:r>
-        <w:t>handleLogin</w:t>
-      </w:r>
-      <w:proofErr w:type="spellEnd"/>
-      <w:r>
-        <w:t xml:space="preserve"> provjerava stanje inputa.</w:t>
-      </w:r>
-    </w:p>
-    <w:p>
-      <w:r>
-        <w:t xml:space="preserve">4.Očekivani rezultat: Element #login-message prikazuje poruku "Korisničko ime i lozinka su obavezni" i dobiva CSS klasu </w:t>
-      </w:r>
-      <w:proofErr w:type="spellStart"/>
-      <w:r>
-        <w:t>error</w:t>
-      </w:r>
-      <w:proofErr w:type="spellEnd"/>
-      <w:r>
-        <w:t>.</w:t>
+        <w:t>3.JavaScript funkcija handleLogin provjerava stanje inputa.</w:t>
+      </w:r>
+    </w:p>
+    <w:p>
+      <w:r>
+        <w:t>4.Očekivani rezultat: Element #login-message prikazuje poruku "Korisničko ime i lozinka su obavezni" i dobiva CSS klasu error.</w:t>
       </w:r>
     </w:p>
     <w:p>
@@ -514,13 +261,8 @@
         <w:pStyle w:val="Heading3"/>
       </w:pPr>
       <w:r>
-        <w:t xml:space="preserve">T4. Test dinamičke integracije Navigacije i </w:t>
-      </w:r>
-      <w:proofErr w:type="spellStart"/>
-      <w:r>
-        <w:t>Footera</w:t>
-      </w:r>
-      <w:proofErr w:type="spellEnd"/>
+        <w:t>T4. Test dinamičke integracije Navigacije i Footera</w:t>
+      </w:r>
     </w:p>
     <w:p>
       <w:r>
@@ -529,23 +271,7 @@
     </w:p>
     <w:p>
       <w:r>
-        <w:t xml:space="preserve">2.JavaScript moduli </w:t>
-      </w:r>
-      <w:proofErr w:type="spellStart"/>
-      <w:r>
-        <w:t>renderNav</w:t>
-      </w:r>
-      <w:proofErr w:type="spellEnd"/>
-      <w:r>
-        <w:t xml:space="preserve">() i </w:t>
-      </w:r>
-      <w:proofErr w:type="spellStart"/>
-      <w:r>
-        <w:t>renderFooter</w:t>
-      </w:r>
-      <w:proofErr w:type="spellEnd"/>
-      <w:r>
-        <w:t>() ubacuju HTML kod u predviđene kontejnere.</w:t>
+        <w:t>2.JavaScript moduli renderNav() i renderFooter() ubacuju HTML kod u predviđene kontejnere.</w:t>
       </w:r>
     </w:p>
     <w:p>
@@ -574,15 +300,7 @@
     </w:p>
     <w:p>
       <w:r>
-        <w:t xml:space="preserve">3.Očekivani rezultat: Preglednik se nalazi na ispravnoj putanji, a glavni </w:t>
-      </w:r>
-      <w:proofErr w:type="spellStart"/>
-      <w:r>
-        <w:t>main</w:t>
-      </w:r>
-      <w:proofErr w:type="spellEnd"/>
-      <w:r>
-        <w:t xml:space="preserve"> element stranice je vidljiv korisniku.</w:t>
+        <w:t>3.Očekivani rezultat: Preglednik se nalazi na ispravnoj putanji, a glavni main element stranice je vidljiv korisniku.</w:t>
       </w:r>
     </w:p>
     <w:p>
@@ -595,170 +313,52 @@
     </w:p>
     <w:p>
       <w:r>
-        <w:t>Za automatizaciju testiranja korišteni su sljedeći alati (</w:t>
-      </w:r>
-      <w:proofErr w:type="spellStart"/>
-      <w:r>
-        <w:t>Addoni</w:t>
-      </w:r>
-      <w:proofErr w:type="spellEnd"/>
-      <w:r>
-        <w:t>):</w:t>
+        <w:t>Za automatizaciju testiranja korišteni su sljedeći alati (Addoni):</w:t>
       </w:r>
     </w:p>
     <w:p/>
     <w:p>
       <w:r>
-        <w:t xml:space="preserve">Espresso (Android): Korišten za automatizaciju UI testova na mobilnoj aplikaciji. Omogućuje precizno lociranje elemenata i simulaciju korisničkih interakcija poput tipkanja i </w:t>
-      </w:r>
-      <w:proofErr w:type="spellStart"/>
-      <w:r>
-        <w:t>klikanja</w:t>
-      </w:r>
-      <w:proofErr w:type="spellEnd"/>
+        <w:t>Espresso (Android): Korišten za automatizaciju UI testova na mobilnoj aplikaciji. Omogućuje precizno lociranje elemenata i simulaciju korisničkih interakcija poput tipkanja i klikanja.</w:t>
+      </w:r>
+    </w:p>
+    <w:p>
+      <w:r>
+        <w:t xml:space="preserve">Pokretanje: </w:t>
+      </w:r>
+      <w:r>
+        <w:t>Otvoriti klasu IntegrationTest i kliknuti zeleni play button na vrhu Android studija</w:t>
+      </w:r>
       <w:r>
         <w:t>.</w:t>
       </w:r>
     </w:p>
-    <w:p>
-      <w:r>
-        <w:t xml:space="preserve">Pokretanje: Desni klik na mapu </w:t>
-      </w:r>
-      <w:proofErr w:type="spellStart"/>
-      <w:r>
-        <w:t>androidTest</w:t>
-      </w:r>
-      <w:proofErr w:type="spellEnd"/>
-      <w:r>
-        <w:t xml:space="preserve"> u Android </w:t>
-      </w:r>
-      <w:proofErr w:type="spellStart"/>
-      <w:r>
-        <w:t>Studiu</w:t>
-      </w:r>
-      <w:proofErr w:type="spellEnd"/>
-      <w:r>
-        <w:t xml:space="preserve"> -&gt; </w:t>
-      </w:r>
-      <w:proofErr w:type="spellStart"/>
-      <w:r>
-        <w:t>Run</w:t>
-      </w:r>
-      <w:proofErr w:type="spellEnd"/>
-      <w:r>
-        <w:t xml:space="preserve"> 'All </w:t>
-      </w:r>
-      <w:proofErr w:type="spellStart"/>
-      <w:r>
-        <w:t>Tests</w:t>
-      </w:r>
-      <w:proofErr w:type="spellEnd"/>
-      <w:r>
-        <w:t>'.</w:t>
-      </w:r>
-    </w:p>
     <w:p/>
     <w:p>
-      <w:proofErr w:type="spellStart"/>
-      <w:r>
-        <w:t>Playwright</w:t>
-      </w:r>
-      <w:proofErr w:type="spellEnd"/>
-      <w:r>
-        <w:t xml:space="preserve"> (</w:t>
-      </w:r>
-      <w:proofErr w:type="spellStart"/>
-      <w:r>
-        <w:t>Frontend</w:t>
-      </w:r>
-      <w:proofErr w:type="spellEnd"/>
-      <w:r>
-        <w:t xml:space="preserve">): Korišten za E2E (End-to-End) testiranje web aplikacije. </w:t>
-      </w:r>
-      <w:proofErr w:type="spellStart"/>
-      <w:r>
-        <w:t>Playwright</w:t>
-      </w:r>
-      <w:proofErr w:type="spellEnd"/>
-      <w:r>
-        <w:t xml:space="preserve"> simulira rad u stvarnom pregledniku (</w:t>
-      </w:r>
-      <w:proofErr w:type="spellStart"/>
-      <w:r>
-        <w:t>Chromium</w:t>
-      </w:r>
-      <w:proofErr w:type="spellEnd"/>
-      <w:r>
-        <w:t>) i provjerava ispravnost HTML strukture i navigacije.</w:t>
-      </w:r>
-    </w:p>
-    <w:p>
-      <w:r>
-        <w:t xml:space="preserve">Pokretanje: U terminalu </w:t>
-      </w:r>
-      <w:proofErr w:type="spellStart"/>
-      <w:r>
-        <w:t>Frontend</w:t>
-      </w:r>
-      <w:proofErr w:type="spellEnd"/>
-      <w:r>
-        <w:t xml:space="preserve"> mape upisati naredbu: </w:t>
-      </w:r>
-      <w:proofErr w:type="spellStart"/>
-      <w:r>
-        <w:t>npx</w:t>
-      </w:r>
-      <w:proofErr w:type="spellEnd"/>
-      <w:r>
-        <w:t xml:space="preserve"> </w:t>
-      </w:r>
-      <w:proofErr w:type="spellStart"/>
-      <w:r>
-        <w:t>playwright</w:t>
-      </w:r>
-      <w:proofErr w:type="spellEnd"/>
-      <w:r>
-        <w:t xml:space="preserve"> test.</w:t>
+      <w:r>
+        <w:t>Playwright (Frontend): Korišten za E2E (End-to-End) testiranje web aplikacije. Playwright simulira rad u stvarnom pregledniku (Chromium) i provjerava ispravnost HTML strukture i navigacije.</w:t>
+      </w:r>
+    </w:p>
+    <w:p>
+      <w:r>
+        <w:t xml:space="preserve">Pokretanje: U terminalu Frontend mape upisati naredbu: </w:t>
+      </w:r>
+      <w:r>
+        <w:t>npm run test:e2e</w:t>
+      </w:r>
+      <w:r>
+        <w:t>.</w:t>
       </w:r>
     </w:p>
     <w:p/>
     <w:p>
-      <w:proofErr w:type="spellStart"/>
-      <w:r>
-        <w:t>Vitest</w:t>
-      </w:r>
-      <w:proofErr w:type="spellEnd"/>
-      <w:r>
-        <w:t xml:space="preserve">: Korišten za brzo testiranje JavaScript logike i pomoćnih funkcija u </w:t>
-      </w:r>
-      <w:proofErr w:type="spellStart"/>
-      <w:r>
-        <w:t>frontend</w:t>
-      </w:r>
-      <w:proofErr w:type="spellEnd"/>
-      <w:r>
-        <w:t xml:space="preserve"> dijelu projekta.</w:t>
-      </w:r>
-    </w:p>
-    <w:p>
-      <w:r>
-        <w:t xml:space="preserve">Pokretanje: U terminalu </w:t>
-      </w:r>
-      <w:proofErr w:type="spellStart"/>
-      <w:r>
-        <w:t>Frontend</w:t>
-      </w:r>
-      <w:proofErr w:type="spellEnd"/>
-      <w:r>
-        <w:t xml:space="preserve"> mape upisati naredbu: </w:t>
-      </w:r>
-      <w:proofErr w:type="spellStart"/>
-      <w:r>
-        <w:t>npm</w:t>
-      </w:r>
-      <w:proofErr w:type="spellEnd"/>
-      <w:r>
-        <w:t xml:space="preserve"> test.</w:t>
+      <w:r>
+        <w:t>Vitest: Korišten za brzo testiranje JavaScript logike i pomoćnih funkcija u frontend dijelu projekta.</w:t>
+      </w:r>
+    </w:p>
+    <w:p>
+      <w:r>
+        <w:t>Pokretanje: U terminalu Frontend mape upisati naredbu: npm test.</w:t>
       </w:r>
     </w:p>
     <w:sectPr>
